--- a/GUIDE.docx
+++ b/GUIDE.docx
@@ -1411,7 +1411,7 @@
           <w:b/>
           <w:sz w:val="19"/>
         </w:rPr>
-        <w:t>Clicking beats coverage.</w:t>
+        <w:t>Cover everything; go deep where it clicks.</w:t>
       </w:r>
       <w:r>
         <w:rPr>
@@ -1430,7 +1430,7 @@
         <w:rPr>
           <w:sz w:val="19"/>
         </w:rPr>
-        <w:t xml:space="preserve"> in the chapter; the curator then picks the 3–7 ideas that</w:t>
+        <w:t xml:space="preserve"> in the chapter (every definition,</w:t>
       </w:r>
     </w:p>
     <w:p>
@@ -1438,7 +1438,352 @@
         <w:rPr>
           <w:sz w:val="19"/>
         </w:rPr>
-        <w:t>make the rest obvious, tiers every item (CORE / SUPPORT / NOTE / SKIP) and writes down what it leaves out and why that</w:t>
+        <w:t>theorem, numbered equation, example and figure). The curator then decides the depth of each item — the notebook covers</w:t>
+      </w:r>
+    </w:p>
+    <w:p>
+      <w:r>
+        <w:rPr>
+          <w:b/>
+          <w:sz w:val="19"/>
+        </w:rPr>
+        <w:t>every book section</w:t>
+      </w:r>
+      <w:r>
+        <w:rPr>
+          <w:sz w:val="19"/>
+        </w:rPr>
+        <w:t>:</w:t>
+      </w:r>
+    </w:p>
+    <w:tbl>
+      <w:tblPr>
+        <w:tblStyle w:val="TableGrid"/>
+        <w:tblW w:type="auto" w:w="0"/>
+        <w:tblLook w:firstColumn="1" w:firstRow="1" w:lastColumn="0" w:lastRow="0" w:noHBand="0" w:noVBand="1" w:val="04A0"/>
+      </w:tblPr>
+      <w:tblGrid>
+        <w:gridCol w:w="3360"/>
+        <w:gridCol w:w="3360"/>
+        <w:gridCol w:w="3360"/>
+      </w:tblGrid>
+      <w:tr>
+        <w:tc>
+          <w:tcPr>
+            <w:tcW w:type="dxa" w:w="3360"/>
+            <w:shd w:val="clear" w:color="auto" w:fill="1F3A5F"/>
+          </w:tcPr>
+          <w:p>
+            <w:pPr>
+              <w:spacing w:after="20"/>
+            </w:pPr>
+            <w:r/>
+            <w:r>
+              <w:rPr>
+                <w:b/>
+                <w:color w:val="FFFFFF"/>
+                <w:sz w:val="18"/>
+              </w:rPr>
+              <w:t>Tier</w:t>
+            </w:r>
+          </w:p>
+        </w:tc>
+        <w:tc>
+          <w:tcPr>
+            <w:tcW w:type="dxa" w:w="3360"/>
+            <w:shd w:val="clear" w:color="auto" w:fill="1F3A5F"/>
+          </w:tcPr>
+          <w:p>
+            <w:pPr>
+              <w:spacing w:after="20"/>
+            </w:pPr>
+            <w:r/>
+            <w:r>
+              <w:rPr>
+                <w:b/>
+                <w:color w:val="FFFFFF"/>
+                <w:sz w:val="18"/>
+              </w:rPr>
+              <w:t>Who gets it</w:t>
+            </w:r>
+          </w:p>
+        </w:tc>
+        <w:tc>
+          <w:tcPr>
+            <w:tcW w:type="dxa" w:w="3360"/>
+            <w:shd w:val="clear" w:color="auto" w:fill="1F3A5F"/>
+          </w:tcPr>
+          <w:p>
+            <w:pPr>
+              <w:spacing w:after="20"/>
+            </w:pPr>
+            <w:r/>
+            <w:r>
+              <w:rPr>
+                <w:b/>
+                <w:color w:val="FFFFFF"/>
+                <w:sz w:val="18"/>
+              </w:rPr>
+              <w:t>Treatment in the notebook</w:t>
+            </w:r>
+          </w:p>
+        </w:tc>
+      </w:tr>
+      <w:tr>
+        <w:tc>
+          <w:tcPr>
+            <w:tcW w:type="dxa" w:w="3360"/>
+          </w:tcPr>
+          <w:p>
+            <w:pPr>
+              <w:spacing w:after="20"/>
+            </w:pPr>
+            <w:r/>
+            <w:r>
+              <w:rPr>
+                <w:b/>
+                <w:sz w:val="18"/>
+              </w:rPr>
+              <w:t>CORE</w:t>
+            </w:r>
+          </w:p>
+        </w:tc>
+        <w:tc>
+          <w:tcPr>
+            <w:tcW w:type="dxa" w:w="3360"/>
+          </w:tcPr>
+          <w:p>
+            <w:pPr>
+              <w:spacing w:after="20"/>
+            </w:pPr>
+            <w:r/>
+            <w:r>
+              <w:rPr>
+                <w:sz w:val="18"/>
+              </w:rPr>
+              <w:t xml:space="preserve">the load-bearing ideas — roughly one per substantial section, </w:t>
+            </w:r>
+            <w:r>
+              <w:rPr>
+                <w:b/>
+                <w:sz w:val="18"/>
+              </w:rPr>
+              <w:t>no fixed cap</w:t>
+            </w:r>
+            <w:r>
+              <w:rPr>
+                <w:sz w:val="18"/>
+              </w:rPr>
+              <w:t xml:space="preserve"> (≈6 for Ch. 2, 10–14 for Ch. 4 or 13)</w:t>
+            </w:r>
+          </w:p>
+        </w:tc>
+        <w:tc>
+          <w:tcPr>
+            <w:tcW w:type="dxa" w:w="3360"/>
+          </w:tcPr>
+          <w:p>
+            <w:pPr>
+              <w:spacing w:after="20"/>
+            </w:pPr>
+            <w:r/>
+            <w:r>
+              <w:rPr>
+                <w:sz w:val="18"/>
+              </w:rPr>
+              <w:t>plain words → maths step by step → tiny example with easy numbers → commented code → figure/animation/plotly slider → possibly an explainer; ≥ 2 kinds of test evidence</w:t>
+            </w:r>
+          </w:p>
+        </w:tc>
+      </w:tr>
+      <w:tr>
+        <w:tc>
+          <w:tcPr>
+            <w:tcW w:type="dxa" w:w="3360"/>
+          </w:tcPr>
+          <w:p>
+            <w:pPr>
+              <w:spacing w:after="20"/>
+            </w:pPr>
+            <w:r/>
+            <w:r>
+              <w:rPr>
+                <w:b/>
+                <w:sz w:val="18"/>
+              </w:rPr>
+              <w:t>SUPPORT</w:t>
+            </w:r>
+          </w:p>
+        </w:tc>
+        <w:tc>
+          <w:tcPr>
+            <w:tcW w:type="dxa" w:w="3360"/>
+          </w:tcPr>
+          <w:p>
+            <w:pPr>
+              <w:spacing w:after="20"/>
+            </w:pPr>
+            <w:r/>
+            <w:r>
+              <w:rPr>
+                <w:sz w:val="18"/>
+              </w:rPr>
+              <w:t>ideas a CORE idea needs, or important in their own right</w:t>
+            </w:r>
+          </w:p>
+        </w:tc>
+        <w:tc>
+          <w:tcPr>
+            <w:tcW w:type="dxa" w:w="3360"/>
+          </w:tcPr>
+          <w:p>
+            <w:pPr>
+              <w:spacing w:after="20"/>
+            </w:pPr>
+            <w:r/>
+            <w:r>
+              <w:rPr>
+                <w:sz w:val="18"/>
+              </w:rPr>
+              <w:t>short explanation, the equation explained, code, a figure if it helps; ≥ 1 test</w:t>
+            </w:r>
+          </w:p>
+        </w:tc>
+      </w:tr>
+      <w:tr>
+        <w:tc>
+          <w:tcPr>
+            <w:tcW w:type="dxa" w:w="3360"/>
+          </w:tcPr>
+          <w:p>
+            <w:pPr>
+              <w:spacing w:after="20"/>
+            </w:pPr>
+            <w:r/>
+            <w:r>
+              <w:rPr>
+                <w:b/>
+                <w:sz w:val="18"/>
+              </w:rPr>
+              <w:t>NOTE</w:t>
+            </w:r>
+          </w:p>
+        </w:tc>
+        <w:tc>
+          <w:tcPr>
+            <w:tcW w:type="dxa" w:w="3360"/>
+          </w:tcPr>
+          <w:p>
+            <w:pPr>
+              <w:spacing w:after="20"/>
+            </w:pPr>
+            <w:r/>
+            <w:r>
+              <w:rPr>
+                <w:sz w:val="18"/>
+              </w:rPr>
+              <w:t>everything else worth knowing</w:t>
+            </w:r>
+          </w:p>
+        </w:tc>
+        <w:tc>
+          <w:tcPr>
+            <w:tcW w:type="dxa" w:w="3360"/>
+          </w:tcPr>
+          <w:p>
+            <w:pPr>
+              <w:spacing w:after="20"/>
+            </w:pPr>
+            <w:r/>
+            <w:r>
+              <w:rPr>
+                <w:sz w:val="18"/>
+              </w:rPr>
+              <w:t>a short paragraph in our words with the equation displayed and its number</w:t>
+            </w:r>
+          </w:p>
+        </w:tc>
+      </w:tr>
+      <w:tr>
+        <w:tc>
+          <w:tcPr>
+            <w:tcW w:type="dxa" w:w="3360"/>
+          </w:tcPr>
+          <w:p>
+            <w:pPr>
+              <w:spacing w:after="20"/>
+            </w:pPr>
+            <w:r/>
+            <w:r>
+              <w:rPr>
+                <w:b/>
+                <w:sz w:val="18"/>
+              </w:rPr>
+              <w:t>SKIP</w:t>
+            </w:r>
+          </w:p>
+        </w:tc>
+        <w:tc>
+          <w:tcPr>
+            <w:tcW w:type="dxa" w:w="3360"/>
+          </w:tcPr>
+          <w:p>
+            <w:pPr>
+              <w:spacing w:after="20"/>
+            </w:pPr>
+            <w:r/>
+            <w:r>
+              <w:rPr>
+                <w:sz w:val="18"/>
+              </w:rPr>
+              <w:t>only history, pure repeats, exercises, material the book defers to a later chapter</w:t>
+            </w:r>
+          </w:p>
+        </w:tc>
+        <w:tc>
+          <w:tcPr>
+            <w:tcW w:type="dxa" w:w="3360"/>
+          </w:tcPr>
+          <w:p>
+            <w:pPr>
+              <w:spacing w:after="20"/>
+            </w:pPr>
+            <w:r/>
+            <w:r>
+              <w:rPr>
+                <w:sz w:val="18"/>
+              </w:rPr>
+              <w:t>still one line in its section saying where the idea is covered</w:t>
+            </w:r>
+          </w:p>
+        </w:tc>
+      </w:tr>
+    </w:tbl>
+    <w:p>
+      <w:pPr>
+        <w:spacing w:after="40"/>
+      </w:pPr>
+    </w:p>
+    <w:p>
+      <w:r>
+        <w:rPr>
+          <w:sz w:val="19"/>
+        </w:rPr>
+        <w:t xml:space="preserve">A section-coverage table in </w:t>
+      </w:r>
+      <w:r>
+        <w:rPr>
+          <w:rFonts w:ascii="Consolas" w:hAnsi="Consolas"/>
+          <w:sz w:val="18"/>
+          <w:shd w:val="clear" w:color="auto" w:fill="EEEEEE"/>
+        </w:rPr>
+        <w:t>analysis/chNN_curation.md</w:t>
+      </w:r>
+      <w:r>
+        <w:rPr>
+          <w:sz w:val="19"/>
+        </w:rPr>
+        <w:t xml:space="preserve"> shows every book section and where it is taught; the</w:t>
       </w:r>
     </w:p>
     <w:p>
@@ -1446,7 +1791,23 @@
         <w:rPr>
           <w:sz w:val="19"/>
         </w:rPr>
-        <w:t>is safe. Explainers are reserved for CORE ideas where manipulation or motion teaches what a static figure cannot.</w:t>
+        <w:t>orchestrator refuses a curation with an empty section, and the notebook kit refuses to save a notebook that misses one.</w:t>
+      </w:r>
+    </w:p>
+    <w:p>
+      <w:r>
+        <w:rPr>
+          <w:sz w:val="19"/>
+        </w:rPr>
+        <w:t>The ≤ 5 explainers are chosen from the CORE ideas where manipulation or motion teaches what a static figure cannot; the</w:t>
+      </w:r>
+    </w:p>
+    <w:p>
+      <w:r>
+        <w:rPr>
+          <w:sz w:val="19"/>
+        </w:rPr>
+        <w:t>other CORE and SUPPORT ideas get figures, animations and plotly sliders.</w:t>
       </w:r>
     </w:p>
     <w:p>
@@ -2574,7 +2935,7 @@
               <w:rPr>
                 <w:sz w:val="18"/>
               </w:rPr>
-              <w:t>the teaching spine, the explainer shortlist with each "aha", the left-out list</w:t>
+              <w:t>the teaching spine, the count per tier, the section-coverage table, the explainer shortlist with each "aha", the SKIP list with pointers</w:t>
             </w:r>
           </w:p>
         </w:tc>
@@ -3588,7 +3949,7 @@
         <w:rPr>
           <w:sz w:val="19"/>
         </w:rPr>
-        <w:t>Gates: analysis covers every numbered equation · ≤ 5 explainers with reasons · every design function exists · tests</w:t>
+        <w:t>Gates: analysis covers every numbered equation · every item tiered and every book section covered (no empty section) · ≤ 5 explainers with reasons · every design function exists · tests</w:t>
       </w:r>
     </w:p>
     <w:p>
@@ -6298,7 +6659,7 @@
               <w:rPr>
                 <w:sz w:val="18"/>
               </w:rPr>
-              <w:t>teaching spine, tiers, ≤5 explainers, animations, interactives, left-out list</w:t>
+              <w:t>tiers for every item, teaching spine, section coverage, ≤5 explainers, animations, interactives, SKIP pointers</w:t>
             </w:r>
           </w:p>
         </w:tc>

--- a/GUIDE.docx
+++ b/GUIDE.docx
@@ -763,7 +763,7 @@
               <w:rPr>
                 <w:sz w:val="18"/>
               </w:rPr>
-              <w:t>Explainers (≤ 5)</w:t>
+              <w:t>Explainers (4–5)</w:t>
             </w:r>
           </w:p>
         </w:tc>
@@ -799,7 +799,7 @@
               <w:rPr>
                 <w:sz w:val="18"/>
               </w:rPr>
-              <w:t>walkthrough · explore (sliders) · equations (live numbers) · check yourself; fits any screen with no scrolling</w:t>
+              <w:t>walkthrough · explore (sliders, presets) · step-by-step working · equations (live numbers) · code · check yourself; linked views; fits any screen with no scrolling</w:t>
             </w:r>
           </w:p>
         </w:tc>
@@ -916,7 +916,7 @@
               <w:rPr>
                 <w:sz w:val="18"/>
               </w:rPr>
-              <w:t>the rules Claude Code reads every session (sequential chapters, equations from page images, teaching style, ≤5 explainers that fit the window, evidence, public-repo safety, Windows specifics)</w:t>
+              <w:t>the rules Claude Code reads every session (sequential chapters, equations from page images, teaching style, every new idea in full, 4–5 explainers that fit the window, evidence, public-repo safety, Windows specifics)</w:t>
             </w:r>
           </w:p>
         </w:tc>
@@ -981,7 +981,7 @@
               <w:rPr>
                 <w:sz w:val="18"/>
               </w:rPr>
-              <w:t xml:space="preserve"> (11)</w:t>
+              <w:t xml:space="preserve"> (12)</w:t>
             </w:r>
           </w:p>
         </w:tc>
@@ -998,7 +998,7 @@
               <w:rPr>
                 <w:sz w:val="18"/>
               </w:rPr>
-              <w:t>analyst · curator · lesson-designer · implementer · verifier · reviewer · viz-builder · viz-reviewer · notebook-builder · knowledge-keeper · site-publisher</w:t>
+              <w:t>analyst · curator · lesson-designer · implementer · verifier · reviewer · viz-builder · viz-reviewer · notebook-builder · lesson-reviewer · knowledge-keeper · site-publisher</w:t>
             </w:r>
           </w:p>
         </w:tc>
@@ -1411,7 +1411,7 @@
           <w:b/>
           <w:sz w:val="19"/>
         </w:rPr>
-        <w:t>Cover everything; go deep where it clicks.</w:t>
+        <w:t>Every new idea taught in full; nothing used unexplained.</w:t>
       </w:r>
       <w:r>
         <w:rPr>
@@ -1430,7 +1430,7 @@
         <w:rPr>
           <w:sz w:val="19"/>
         </w:rPr>
-        <w:t xml:space="preserve"> in the chapter (every definition,</w:t>
+        <w:t xml:space="preserve"> in the chapter (every</w:t>
       </w:r>
     </w:p>
     <w:p>
@@ -1438,22 +1438,23 @@
         <w:rPr>
           <w:sz w:val="19"/>
         </w:rPr>
-        <w:t>theorem, numbered equation, example and figure). The curator then decides the depth of each item — the notebook covers</w:t>
+        <w:t>definition, theorem, numbered equation, example and figure), marks each as NEW or SEEN (taught in an earlier chapter) and</w:t>
       </w:r>
     </w:p>
     <w:p>
-      <w:r>
-        <w:rPr>
-          <w:b/>
-          <w:sz w:val="19"/>
-        </w:rPr>
-        <w:t>every book section</w:t>
-      </w:r>
       <w:r>
         <w:rPr>
           <w:sz w:val="19"/>
         </w:rPr>
-        <w:t>:</w:t>
+        <w:t>lists what it needs to be understood. The curator gives every item an ID and a tier — the notebook covers **every book</w:t>
+      </w:r>
+    </w:p>
+    <w:p>
+      <w:r>
+        <w:rPr>
+          <w:sz w:val="19"/>
+        </w:rPr>
+        <w:t>section**:</w:t>
       </w:r>
     </w:p>
     <w:tbl>
@@ -1546,6 +1547,20 @@
               </w:rPr>
               <w:t>CORE</w:t>
             </w:r>
+            <w:r>
+              <w:rPr>
+                <w:sz w:val="18"/>
+              </w:rPr>
+              <w:t xml:space="preserve"> </w:t>
+            </w:r>
+            <w:r>
+              <w:rPr>
+                <w:rFonts w:ascii="Consolas" w:hAnsi="Consolas"/>
+                <w:sz w:val="17"/>
+                <w:shd w:val="clear" w:color="auto" w:fill="EEEEEE"/>
+              </w:rPr>
+              <w:t>C01…</w:t>
+            </w:r>
           </w:p>
         </w:tc>
         <w:tc>
@@ -1559,22 +1574,16 @@
             <w:r/>
             <w:r>
               <w:rPr>
-                <w:sz w:val="18"/>
-              </w:rPr>
-              <w:t xml:space="preserve">the load-bearing ideas — roughly one per substantial section, </w:t>
-            </w:r>
-            <w:r>
-              <w:rPr>
                 <w:b/>
                 <w:sz w:val="18"/>
               </w:rPr>
-              <w:t>no fixed cap</w:t>
+              <w:t>every idea that is new at this point of the book</w:t>
             </w:r>
             <w:r>
               <w:rPr>
                 <w:sz w:val="18"/>
               </w:rPr>
-              <w:t xml:space="preserve"> (≈6 for Ch. 2, 10–14 for Ch. 4 or 13)</w:t>
+              <w:t xml:space="preserve"> — early chapters have dozens</w:t>
             </w:r>
           </w:p>
         </w:tc>
@@ -1591,7 +1600,20 @@
               <w:rPr>
                 <w:sz w:val="18"/>
               </w:rPr>
-              <w:t>plain words → maths step by step → tiny example with easy numbers → commented code → figure/animation/plotly slider → possibly an explainer; ≥ 2 kinds of test evidence</w:t>
+              <w:t xml:space="preserve">🧩 block: plain words → the idea → maths step by step → tiny example with easy numbers → commented code → </w:t>
+            </w:r>
+            <w:r>
+              <w:rPr>
+                <w:b/>
+                <w:sz w:val="18"/>
+              </w:rPr>
+              <w:t>at least one visualization</w:t>
+            </w:r>
+            <w:r>
+              <w:rPr>
+                <w:sz w:val="18"/>
+              </w:rPr>
+              <w:t xml:space="preserve"> (figure, animation, plotly slider or explainer) → how to read it; ≥ 2 kinds of test evidence</w:t>
             </w:r>
           </w:p>
         </w:tc>
@@ -1611,7 +1633,21 @@
                 <w:b/>
                 <w:sz w:val="18"/>
               </w:rPr>
-              <w:t>SUPPORT</w:t>
+              <w:t>RECAP</w:t>
+            </w:r>
+            <w:r>
+              <w:rPr>
+                <w:sz w:val="18"/>
+              </w:rPr>
+              <w:t xml:space="preserve"> </w:t>
+            </w:r>
+            <w:r>
+              <w:rPr>
+                <w:rFonts w:ascii="Consolas" w:hAnsi="Consolas"/>
+                <w:sz w:val="17"/>
+                <w:shd w:val="clear" w:color="auto" w:fill="EEEEEE"/>
+              </w:rPr>
+              <w:t>R01…</w:t>
             </w:r>
           </w:p>
         </w:tc>
@@ -1628,7 +1664,7 @@
               <w:rPr>
                 <w:sz w:val="18"/>
               </w:rPr>
-              <w:t>ideas a CORE idea needs, or important in their own right</w:t>
+              <w:t>ideas taught in an earlier chapter that this chapter uses</w:t>
             </w:r>
           </w:p>
         </w:tc>
@@ -1645,7 +1681,7 @@
               <w:rPr>
                 <w:sz w:val="18"/>
               </w:rPr>
-              <w:t>short explanation, the equation explained, code, a figure if it helps; ≥ 1 test</w:t>
+              <w:t>🔁 a short reminder where it is needed, with a pointer to where it was taught</w:t>
             </w:r>
           </w:p>
         </w:tc>
@@ -1667,6 +1703,20 @@
               </w:rPr>
               <w:t>NOTE</w:t>
             </w:r>
+            <w:r>
+              <w:rPr>
+                <w:sz w:val="18"/>
+              </w:rPr>
+              <w:t xml:space="preserve"> </w:t>
+            </w:r>
+            <w:r>
+              <w:rPr>
+                <w:rFonts w:ascii="Consolas" w:hAnsi="Consolas"/>
+                <w:sz w:val="17"/>
+                <w:shd w:val="clear" w:color="auto" w:fill="EEEEEE"/>
+              </w:rPr>
+              <w:t>N01…</w:t>
+            </w:r>
           </w:p>
         </w:tc>
         <w:tc>
@@ -1682,7 +1732,7 @@
               <w:rPr>
                 <w:sz w:val="18"/>
               </w:rPr>
-              <w:t>everything else worth knowing</w:t>
+              <w:t>a restatement or special case of a CORE idea</w:t>
             </w:r>
           </w:p>
         </w:tc>
@@ -1699,7 +1749,7 @@
               <w:rPr>
                 <w:sz w:val="18"/>
               </w:rPr>
-              <w:t>a short paragraph in our words with the equation displayed and its number</w:t>
+              <w:t>📝 inside its CORE block, with its equation (and a line of code or an overlay when cheap)</w:t>
             </w:r>
           </w:p>
         </w:tc>
@@ -1721,6 +1771,20 @@
               </w:rPr>
               <w:t>SKIP</w:t>
             </w:r>
+            <w:r>
+              <w:rPr>
+                <w:sz w:val="18"/>
+              </w:rPr>
+              <w:t xml:space="preserve"> </w:t>
+            </w:r>
+            <w:r>
+              <w:rPr>
+                <w:rFonts w:ascii="Consolas" w:hAnsi="Consolas"/>
+                <w:sz w:val="17"/>
+                <w:shd w:val="clear" w:color="auto" w:fill="EEEEEE"/>
+              </w:rPr>
+              <w:t>S01…</w:t>
+            </w:r>
           </w:p>
         </w:tc>
         <w:tc>
@@ -1736,7 +1800,7 @@
               <w:rPr>
                 <w:sz w:val="18"/>
               </w:rPr>
-              <w:t>only history, pure repeats, exercises, material the book defers to a later chapter</w:t>
+              <w:t>only history, exercises, bibliography, material the book defers to a later chapter</w:t>
             </w:r>
           </w:p>
         </w:tc>
@@ -1753,7 +1817,7 @@
               <w:rPr>
                 <w:sz w:val="18"/>
               </w:rPr>
-              <w:t>still one line in its section saying where the idea is covered</w:t>
+              <w:t>one line in its section saying where the idea is covered</w:t>
             </w:r>
           </w:p>
         </w:tc>
@@ -1767,9 +1831,24 @@
     <w:p>
       <w:r>
         <w:rPr>
+          <w:b/>
           <w:sz w:val="19"/>
         </w:rPr>
-        <w:t xml:space="preserve">A section-coverage table in </w:t>
+        <w:t>Nothing is used unexplained:</w:t>
+      </w:r>
+      <w:r>
+        <w:rPr>
+          <w:sz w:val="19"/>
+        </w:rPr>
+        <w:t xml:space="preserve"> every concept, symbol, maths tool (partial derivatives, Taylor series, complex</w:t>
+      </w:r>
+    </w:p>
+    <w:p>
+      <w:r>
+        <w:rPr>
+          <w:sz w:val="19"/>
+        </w:rPr>
+        <w:t xml:space="preserve">exponentials, …) and Python function (broadcasting, </w:t>
       </w:r>
       <w:r>
         <w:rPr>
@@ -1777,21 +1856,27 @@
           <w:sz w:val="18"/>
           <w:shd w:val="clear" w:color="auto" w:fill="EEEEEE"/>
         </w:rPr>
-        <w:t>analysis/chNN_curation.md</w:t>
+        <w:t>np.meshgrid</w:t>
       </w:r>
       <w:r>
         <w:rPr>
           <w:sz w:val="19"/>
         </w:rPr>
-        <w:t xml:space="preserve"> shows every book section and where it is taught; the</w:t>
-      </w:r>
-    </w:p>
-    <w:p>
+        <w:t xml:space="preserve">, </w:t>
+      </w:r>
+      <w:r>
+        <w:rPr>
+          <w:rFonts w:ascii="Consolas" w:hAnsi="Consolas"/>
+          <w:sz w:val="18"/>
+          <w:shd w:val="clear" w:color="auto" w:fill="EEEEEE"/>
+        </w:rPr>
+        <w:t>solve_ivp</w:t>
+      </w:r>
       <w:r>
         <w:rPr>
           <w:sz w:val="19"/>
         </w:rPr>
-        <w:t>orchestrator refuses a curation with an empty section, and the notebook kit refuses to save a notebook that misses one.</w:t>
+        <w:t>, …) the notebook uses is explained no later</w:t>
       </w:r>
     </w:p>
     <w:p>
@@ -1799,15 +1884,136 @@
         <w:rPr>
           <w:sz w:val="19"/>
         </w:rPr>
-        <w:t>The ≤ 5 explainers are chosen from the CORE ideas where manipulation or motion teaches what a static figure cannot; the</w:t>
-      </w:r>
-    </w:p>
-    <w:p>
+        <w:t xml:space="preserve">than where it is first used — by its own CORE block, a recap, or a 📎 </w:t>
+      </w:r>
+      <w:r>
+        <w:rPr>
+          <w:b/>
+          <w:sz w:val="19"/>
+        </w:rPr>
+        <w:t>primer</w:t>
+      </w:r>
       <w:r>
         <w:rPr>
           <w:sz w:val="19"/>
         </w:rPr>
-        <w:t>other CORE and SUPPORT ideas get figures, animations and plotly sliders.</w:t>
+        <w:t xml:space="preserve"> (plain words + a tiny runnable demo).</w:t>
+      </w:r>
+    </w:p>
+    <w:p>
+      <w:r>
+        <w:rPr>
+          <w:sz w:val="19"/>
+        </w:rPr>
+        <w:t xml:space="preserve">The designer keeps a </w:t>
+      </w:r>
+      <w:r>
+        <w:rPr>
+          <w:i/>
+          <w:sz w:val="19"/>
+        </w:rPr>
+        <w:t>prerequisite ledger</w:t>
+      </w:r>
+      <w:r>
+        <w:rPr>
+          <w:sz w:val="19"/>
+        </w:rPr>
+        <w:t xml:space="preserve">; </w:t>
+      </w:r>
+      <w:r>
+        <w:rPr>
+          <w:rFonts w:ascii="Consolas" w:hAnsi="Consolas"/>
+          <w:sz w:val="18"/>
+          <w:shd w:val="clear" w:color="auto" w:fill="EEEEEE"/>
+        </w:rPr>
+        <w:t>knowledge/primers.md</w:t>
+      </w:r>
+      <w:r>
+        <w:rPr>
+          <w:sz w:val="19"/>
+        </w:rPr>
+        <w:t xml:space="preserve"> stops later chapters repeating primers.</w:t>
+      </w:r>
+    </w:p>
+    <w:p>
+      <w:r>
+        <w:rPr>
+          <w:sz w:val="19"/>
+        </w:rPr>
+        <w:t>This is enforced mechanically: the notebook kit refuses to save a notebook with a missing section, a missing CORE/RECAP</w:t>
+      </w:r>
+    </w:p>
+    <w:p>
+      <w:r>
+        <w:rPr>
+          <w:sz w:val="19"/>
+        </w:rPr>
+        <w:t xml:space="preserve">block, or a CORE block without code or a visual; </w:t>
+      </w:r>
+      <w:r>
+        <w:rPr>
+          <w:rFonts w:ascii="Consolas" w:hAnsi="Consolas"/>
+          <w:sz w:val="18"/>
+          <w:shd w:val="clear" w:color="auto" w:fill="EEEEEE"/>
+        </w:rPr>
+        <w:t>tools/coverage_check.py</w:t>
+      </w:r>
+      <w:r>
+        <w:rPr>
+          <w:sz w:val="19"/>
+        </w:rPr>
+        <w:t xml:space="preserve"> repeats the checks on the executed notebook</w:t>
+      </w:r>
+    </w:p>
+    <w:p>
+      <w:r>
+        <w:rPr>
+          <w:sz w:val="19"/>
+        </w:rPr>
+        <w:t xml:space="preserve">and checks the ledger; and the </w:t>
+      </w:r>
+      <w:r>
+        <w:rPr>
+          <w:rFonts w:ascii="Consolas" w:hAnsi="Consolas"/>
+          <w:sz w:val="18"/>
+          <w:shd w:val="clear" w:color="auto" w:fill="EEEEEE"/>
+        </w:rPr>
+        <w:t>lesson-reviewer</w:t>
+      </w:r>
+      <w:r>
+        <w:rPr>
+          <w:sz w:val="19"/>
+        </w:rPr>
+        <w:t xml:space="preserve"> reads the notebook as a first-time learner and fails anything used</w:t>
+      </w:r>
+    </w:p>
+    <w:p>
+      <w:r>
+        <w:rPr>
+          <w:sz w:val="19"/>
+        </w:rPr>
+        <w:t xml:space="preserve">before it is explained. The </w:t>
+      </w:r>
+      <w:r>
+        <w:rPr>
+          <w:b/>
+          <w:sz w:val="19"/>
+        </w:rPr>
+        <w:t>4–5 explainers</w:t>
+      </w:r>
+      <w:r>
+        <w:rPr>
+          <w:sz w:val="19"/>
+        </w:rPr>
+        <w:t xml:space="preserve"> are chosen from the CORE ideas where manipulation or motion teaches what</w:t>
+      </w:r>
+    </w:p>
+    <w:p>
+      <w:r>
+        <w:rPr>
+          <w:sz w:val="19"/>
+        </w:rPr>
+        <w:t>a static figure cannot; every other CORE idea gets its figures, animations and plotly sliders.</w:t>
       </w:r>
     </w:p>
     <w:p>
@@ -3460,7 +3666,7 @@
               <w:rPr>
                 <w:sz w:val="18"/>
               </w:rPr>
-              <w:t xml:space="preserve"> ×≤5 → </w:t>
+              <w:t xml:space="preserve"> ×4–5 → </w:t>
             </w:r>
             <w:r>
               <w:rPr>
@@ -3606,6 +3812,20 @@
               <w:rPr>
                 <w:sz w:val="18"/>
               </w:rPr>
+              <w:t xml:space="preserve"> → </w:t>
+            </w:r>
+            <w:r>
+              <w:rPr>
+                <w:rFonts w:ascii="Consolas" w:hAnsi="Consolas"/>
+                <w:sz w:val="17"/>
+                <w:shd w:val="clear" w:color="auto" w:fill="EEEEEE"/>
+              </w:rPr>
+              <w:t>lesson-reviewer</w:t>
+            </w:r>
+            <w:r>
+              <w:rPr>
+                <w:sz w:val="18"/>
+              </w:rPr>
               <w:t>) ∥</w:t>
             </w:r>
           </w:p>
@@ -3623,7 +3843,7 @@
               <w:rPr>
                 <w:sz w:val="18"/>
               </w:rPr>
-              <w:t>design Part A, fluidpy</w:t>
+              <w:t>design Parts A/C/E, fluidpy</w:t>
             </w:r>
           </w:p>
         </w:tc>
@@ -3658,6 +3878,20 @@
               </w:rPr>
               <w:t>.ipynb</w:t>
             </w:r>
+            <w:r>
+              <w:rPr>
+                <w:sz w:val="18"/>
+              </w:rPr>
+              <w:t xml:space="preserve">, </w:t>
+            </w:r>
+            <w:r>
+              <w:rPr>
+                <w:rFonts w:ascii="Consolas" w:hAnsi="Consolas"/>
+                <w:sz w:val="17"/>
+                <w:shd w:val="clear" w:color="auto" w:fill="EEEEEE"/>
+              </w:rPr>
+              <w:t>reports/chNN_lesson.md</w:t>
+            </w:r>
           </w:p>
         </w:tc>
         <w:tc>
@@ -3673,7 +3907,7 @@
               <w:rPr>
                 <w:sz w:val="18"/>
               </w:rPr>
-              <w:t>teaching flow, runtime</w:t>
+              <w:t>every CORE idea with code + visual, nothing unexplained, runtime</w:t>
             </w:r>
           </w:p>
         </w:tc>
@@ -3949,7 +4183,7 @@
         <w:rPr>
           <w:sz w:val="19"/>
         </w:rPr>
-        <w:t>Gates: analysis covers every numbered equation · every item tiered and every book section covered (no empty section) · ≤ 5 explainers with reasons · every design function exists · tests</w:t>
+        <w:t>Gates: analysis covers every numbered equation · every NEW item is CORE, every section covered · 4–5 explainers + backup at reference depth · every CORE block has code + visual and nothing is used unexplained (coverage_check + lesson review) · every design function exists · tests</w:t>
       </w:r>
     </w:p>
     <w:p>
@@ -4194,7 +4428,7 @@
               <w:rPr>
                 <w:sz w:val="18"/>
               </w:rPr>
-              <w:t>you want an extra explainer (still ≤ 5)</w:t>
+              <w:t>you want another or a better explainer (4–5 per chapter)</w:t>
             </w:r>
           </w:p>
         </w:tc>
@@ -4820,7 +5054,7 @@
         <w:rPr>
           <w:sz w:val="19"/>
         </w:rPr>
-        <w:t>The curator justifies it ("why interaction beats a static figure"), the lesson-designer storyboards it (stage,</w:t>
+        <w:t>The curator picks 4–5 CORE ideas (plus a backup), says why interaction beats a static figure, which depth features it</w:t>
       </w:r>
     </w:p>
     <w:p>
@@ -4828,7 +5062,199 @@
         <w:rPr>
           <w:sz w:val="19"/>
         </w:rPr>
-        <w:t>controls, 4–8 walkthrough steps, equations with book numbers and live substitutions, questions, parity rows).</w:t>
+        <w:t xml:space="preserve">needs and which </w:t>
+      </w:r>
+      <w:r>
+        <w:rPr>
+          <w:b/>
+          <w:sz w:val="19"/>
+        </w:rPr>
+        <w:t>reference explainer</w:t>
+      </w:r>
+      <w:r>
+        <w:rPr>
+          <w:sz w:val="19"/>
+        </w:rPr>
+        <w:t xml:space="preserve"> it follows — your own: the MIT-mathlet re-implementations</w:t>
+      </w:r>
+    </w:p>
+    <w:p>
+      <w:r>
+        <w:rPr>
+          <w:rFonts w:ascii="Consolas" w:hAnsi="Consolas"/>
+          <w:sz w:val="18"/>
+          <w:shd w:val="clear" w:color="auto" w:fill="EEEEEE"/>
+        </w:rPr>
+        <w:t>angular_frequency_explorer_1.html</w:t>
+      </w:r>
+      <w:r>
+        <w:rPr>
+          <w:sz w:val="19"/>
+        </w:rPr>
+        <w:t xml:space="preserve"> and </w:t>
+      </w:r>
+      <w:r>
+        <w:rPr>
+          <w:rFonts w:ascii="Consolas" w:hAnsi="Consolas"/>
+          <w:sz w:val="18"/>
+          <w:shd w:val="clear" w:color="auto" w:fill="EEEEEE"/>
+        </w:rPr>
+        <w:t>amplitude_phase_second_order_II_3.html</w:t>
+      </w:r>
+      <w:r>
+        <w:rPr>
+          <w:sz w:val="19"/>
+        </w:rPr>
+        <w:t>, and the fast.ai labs</w:t>
+      </w:r>
+    </w:p>
+    <w:p>
+      <w:r>
+        <w:rPr>
+          <w:rFonts w:ascii="Consolas" w:hAnsi="Consolas"/>
+          <w:sz w:val="18"/>
+          <w:shd w:val="clear" w:color="auto" w:fill="EEEEEE"/>
+        </w:rPr>
+        <w:t>fid_formula_lab</w:t>
+      </w:r>
+      <w:r>
+        <w:rPr>
+          <w:sz w:val="19"/>
+        </w:rPr>
+        <w:t xml:space="preserve">, </w:t>
+      </w:r>
+      <w:r>
+        <w:rPr>
+          <w:rFonts w:ascii="Consolas" w:hAnsi="Consolas"/>
+          <w:sz w:val="18"/>
+          <w:shd w:val="clear" w:color="auto" w:fill="EEEEEE"/>
+        </w:rPr>
+        <w:t>forward_noising_lab</w:t>
+      </w:r>
+      <w:r>
+        <w:rPr>
+          <w:sz w:val="19"/>
+        </w:rPr>
+        <w:t xml:space="preserve">, </w:t>
+      </w:r>
+      <w:r>
+        <w:rPr>
+          <w:rFonts w:ascii="Consolas" w:hAnsi="Consolas"/>
+          <w:sz w:val="18"/>
+          <w:shd w:val="clear" w:color="auto" w:fill="EEEEEE"/>
+        </w:rPr>
+        <w:t>pixels_as_parameters</w:t>
+      </w:r>
+      <w:r>
+        <w:rPr>
+          <w:sz w:val="19"/>
+        </w:rPr>
+        <w:t xml:space="preserve">, </w:t>
+      </w:r>
+      <w:r>
+        <w:rPr>
+          <w:rFonts w:ascii="Consolas" w:hAnsi="Consolas"/>
+          <w:sz w:val="18"/>
+          <w:shd w:val="clear" w:color="auto" w:fill="EEEEEE"/>
+        </w:rPr>
+        <w:t>random_copy_lab</w:t>
+      </w:r>
+      <w:r>
+        <w:rPr>
+          <w:sz w:val="19"/>
+        </w:rPr>
+        <w:t xml:space="preserve">, </w:t>
+      </w:r>
+      <w:r>
+        <w:rPr>
+          <w:rFonts w:ascii="Consolas" w:hAnsi="Consolas"/>
+          <w:sz w:val="18"/>
+          <w:shd w:val="clear" w:color="auto" w:fill="EEEEEE"/>
+        </w:rPr>
+        <w:t>overfitting_curves</w:t>
+      </w:r>
+      <w:r>
+        <w:rPr>
+          <w:sz w:val="19"/>
+        </w:rPr>
+        <w:t>,</w:t>
+      </w:r>
+    </w:p>
+    <w:p>
+      <w:r>
+        <w:rPr>
+          <w:rFonts w:ascii="Consolas" w:hAnsi="Consolas"/>
+          <w:sz w:val="18"/>
+          <w:shd w:val="clear" w:color="auto" w:fill="EEEEEE"/>
+        </w:rPr>
+        <w:t>stride_padding_playground</w:t>
+      </w:r>
+      <w:r>
+        <w:rPr>
+          <w:sz w:val="19"/>
+        </w:rPr>
+        <w:t xml:space="preserve">, </w:t>
+      </w:r>
+      <w:r>
+        <w:rPr>
+          <w:rFonts w:ascii="Consolas" w:hAnsi="Consolas"/>
+          <w:sz w:val="18"/>
+          <w:shd w:val="clear" w:color="auto" w:fill="EEEEEE"/>
+        </w:rPr>
+        <w:t>ddpm3_unet_3d</w:t>
+      </w:r>
+      <w:r>
+        <w:rPr>
+          <w:sz w:val="19"/>
+        </w:rPr>
+        <w:t xml:space="preserve">, </w:t>
+      </w:r>
+      <w:r>
+        <w:rPr>
+          <w:rFonts w:ascii="Consolas" w:hAnsi="Consolas"/>
+          <w:sz w:val="18"/>
+          <w:shd w:val="clear" w:color="auto" w:fill="EEEEEE"/>
+        </w:rPr>
+        <w:t>np_resnet_3d</w:t>
+      </w:r>
+      <w:r>
+        <w:rPr>
+          <w:sz w:val="19"/>
+        </w:rPr>
+        <w:t xml:space="preserve"> (paths in skill </w:t>
+      </w:r>
+      <w:r>
+        <w:rPr>
+          <w:rFonts w:ascii="Consolas" w:hAnsi="Consolas"/>
+          <w:sz w:val="18"/>
+          <w:shd w:val="clear" w:color="auto" w:fill="EEEEEE"/>
+        </w:rPr>
+        <w:t>interactive-viz</w:t>
+      </w:r>
+      <w:r>
+        <w:rPr>
+          <w:sz w:val="19"/>
+        </w:rPr>
+        <w:t xml:space="preserve"> §5).</w:t>
+      </w:r>
+    </w:p>
+    <w:p>
+      <w:pPr>
+        <w:pStyle w:val="ListNumber"/>
+      </w:pPr>
+      <w:r>
+        <w:rPr>
+          <w:sz w:val="19"/>
+        </w:rPr>
+        <w:t>The lesson-designer storyboards it: linked views, controls, presets, status verdict, step-by-step working, code,</w:t>
+      </w:r>
+    </w:p>
+    <w:p>
+      <w:r>
+        <w:rPr>
+          <w:sz w:val="19"/>
+        </w:rPr>
+        <w:t>4–8 walkthrough steps, equations with book numbers and live substitutions, ≥ 3 questions, parity rows.</w:t>
       </w:r>
     </w:p>
     <w:p>
@@ -4877,7 +5303,7 @@
         <w:rPr>
           <w:sz w:val="19"/>
         </w:rPr>
-        <w:t xml:space="preserve"> configuration (reference: </w:t>
+        <w:t xml:space="preserve"> configuration, copying patterns from the three passing references in </w:t>
       </w:r>
       <w:r>
         <w:rPr>
@@ -4885,13 +5311,65 @@
           <w:sz w:val="18"/>
           <w:shd w:val="clear" w:color="auto" w:fill="EEEEEE"/>
         </w:rPr>
-        <w:t>templates/viz_example.html</w:t>
-      </w:r>
+        <w:t>templates/</w:t>
+      </w:r>
+    </w:p>
+    <w:p>
       <w:r>
         <w:rPr>
           <w:sz w:val="19"/>
         </w:rPr>
-        <w:t>).</w:t>
+        <w:t>(</w:t>
+      </w:r>
+      <w:r>
+        <w:rPr>
+          <w:rFonts w:ascii="Consolas" w:hAnsi="Consolas"/>
+          <w:sz w:val="18"/>
+          <w:shd w:val="clear" w:color="auto" w:fill="EEEEEE"/>
+        </w:rPr>
+        <w:t>viz_example.html</w:t>
+      </w:r>
+      <w:r>
+        <w:rPr>
+          <w:sz w:val="19"/>
+        </w:rPr>
+        <w:t xml:space="preserve"> — linked views, transport, presets, status, energy-term bars, inspector, notes, step-by-step,</w:t>
+      </w:r>
+    </w:p>
+    <w:p>
+      <w:r>
+        <w:rPr>
+          <w:sz w:val="19"/>
+        </w:rPr>
+        <w:t xml:space="preserve">synced code; </w:t>
+      </w:r>
+      <w:r>
+        <w:rPr>
+          <w:rFonts w:ascii="Consolas" w:hAnsi="Consolas"/>
+          <w:sz w:val="18"/>
+          <w:shd w:val="clear" w:color="auto" w:fill="EEEEEE"/>
+        </w:rPr>
+        <w:t>viz_example_field.html</w:t>
+      </w:r>
+      <w:r>
+        <w:rPr>
+          <w:sz w:val="19"/>
+        </w:rPr>
+        <w:t xml:space="preserve"> — flow fields and particles; </w:t>
+      </w:r>
+      <w:r>
+        <w:rPr>
+          <w:rFonts w:ascii="Consolas" w:hAnsi="Consolas"/>
+          <w:sz w:val="18"/>
+          <w:shd w:val="clear" w:color="auto" w:fill="EEEEEE"/>
+        </w:rPr>
+        <w:t>viz_example_3d.html</w:t>
+      </w:r>
+      <w:r>
+        <w:rPr>
+          <w:sz w:val="19"/>
+        </w:rPr>
+        <w:t xml:space="preserve"> — a three.js scene).</w:t>
       </w:r>
     </w:p>
     <w:p>
@@ -4940,7 +5418,22 @@
         <w:rPr>
           <w:sz w:val="19"/>
         </w:rPr>
-        <w:t>below 12 px, small tap targets, JS errors, missing equations, parity mismatch with the Python function.</w:t>
+        <w:t>below 12 px, small tap targets, JS errors, missing equations, parity mismatch with the Python function, and on the</w:t>
+      </w:r>
+    </w:p>
+    <w:p>
+      <w:r>
+        <w:rPr>
+          <w:b/>
+          <w:sz w:val="19"/>
+        </w:rPr>
+        <w:t>quality floor</w:t>
+      </w:r>
+      <w:r>
+        <w:rPr>
+          <w:sz w:val="19"/>
+        </w:rPr>
+        <w:t xml:space="preserve"> — a Step-by-step tab, a Code tab, ≥ 2 depth features, ≥ 3 questions.</w:t>
       </w:r>
     </w:p>
     <w:p>
@@ -4978,7 +5471,54 @@
         <w:rPr>
           <w:sz w:val="19"/>
         </w:rPr>
-        <w:t xml:space="preserve"> the screenshots. Nothing is published that fails.</w:t>
+        <w:t xml:space="preserve"> the screenshots and compare with the reference. Nothing is</w:t>
+      </w:r>
+    </w:p>
+    <w:p>
+      <w:r>
+        <w:rPr>
+          <w:sz w:val="19"/>
+        </w:rPr>
+        <w:t>published that fails; if one fails twice, the backup idea is built so the chapter still has at least 4.</w:t>
+      </w:r>
+    </w:p>
+    <w:p>
+      <w:r>
+        <w:rPr>
+          <w:b/>
+          <w:sz w:val="19"/>
+        </w:rPr>
+        <w:t>What every explainer offers the reader</w:t>
+      </w:r>
+      <w:r>
+        <w:rPr>
+          <w:sz w:val="19"/>
+        </w:rPr>
+        <w:t xml:space="preserve"> (tabs): Walkthrough · Explore (controls, presets, live numbers, term bars,</w:t>
+      </w:r>
+    </w:p>
+    <w:p>
+      <w:r>
+        <w:rPr>
+          <w:sz w:val="19"/>
+        </w:rPr>
+        <w:t>inspector, "right now" interpretation) · Step by step (the formulas worked out with your current numbers) · Equations ·</w:t>
+      </w:r>
+    </w:p>
+    <w:p>
+      <w:r>
+        <w:rPr>
+          <w:sz w:val="19"/>
+        </w:rPr>
+        <w:t>Code (the Python, with the walkthrough lighting up the lines) · Check yourself. Above the picture: presets and a live</w:t>
+      </w:r>
+    </w:p>
+    <w:p>
+      <w:r>
+        <w:rPr>
+          <w:sz w:val="19"/>
+        </w:rPr>
+        <w:t>status verdict; below it: ▶ ⏮ ⏭ ↺, a time scrubber and speed.</w:t>
       </w:r>
     </w:p>
     <w:p>
@@ -6659,7 +7199,7 @@
               <w:rPr>
                 <w:sz w:val="18"/>
               </w:rPr>
-              <w:t>tiers for every item, teaching spine, section coverage, ≤5 explainers, animations, interactives, SKIP pointers</w:t>
+              <w:t>IDs + tiers (every new idea CORE), teaching order, section coverage, primers needed, 4–5 explainers + backup, animations, interactives</w:t>
             </w:r>
           </w:p>
         </w:tc>
@@ -7092,7 +7632,7 @@
               <w:rPr>
                 <w:sz w:val="18"/>
               </w:rPr>
-              <w:t>teaching notebook via nbkit, executed</w:t>
+              <w:t>teaching notebook via nbkit (CORE blocks, recaps, primers), executed, coverage-checked</w:t>
             </w:r>
           </w:p>
         </w:tc>
@@ -7126,6 +7666,61 @@
                 <w:shd w:val="clear" w:color="auto" w:fill="EEEEEE"/>
               </w:rPr>
               <w:t>.ipynb</w:t>
+            </w:r>
+          </w:p>
+        </w:tc>
+      </w:tr>
+      <w:tr>
+        <w:tc>
+          <w:tcPr>
+            <w:tcW w:type="dxa" w:w="3360"/>
+          </w:tcPr>
+          <w:p>
+            <w:pPr>
+              <w:spacing w:after="20"/>
+            </w:pPr>
+            <w:r/>
+            <w:r>
+              <w:rPr>
+                <w:sz w:val="18"/>
+              </w:rPr>
+              <w:t>lesson-reviewer</w:t>
+            </w:r>
+          </w:p>
+        </w:tc>
+        <w:tc>
+          <w:tcPr>
+            <w:tcW w:type="dxa" w:w="3360"/>
+          </w:tcPr>
+          <w:p>
+            <w:pPr>
+              <w:spacing w:after="20"/>
+            </w:pPr>
+            <w:r/>
+            <w:r>
+              <w:rPr>
+                <w:sz w:val="18"/>
+              </w:rPr>
+              <w:t>reads the executed notebook as a first-time learner: coverage, nothing unexplained, correctness, style</w:t>
+            </w:r>
+          </w:p>
+        </w:tc>
+        <w:tc>
+          <w:tcPr>
+            <w:tcW w:type="dxa" w:w="3360"/>
+          </w:tcPr>
+          <w:p>
+            <w:pPr>
+              <w:spacing w:after="20"/>
+            </w:pPr>
+            <w:r/>
+            <w:r>
+              <w:rPr>
+                <w:rFonts w:ascii="Consolas" w:hAnsi="Consolas"/>
+                <w:sz w:val="17"/>
+                <w:shd w:val="clear" w:color="auto" w:fill="EEEEEE"/>
+              </w:rPr>
+              <w:t>reports/chNN_lesson.md</w:t>
             </w:r>
           </w:p>
         </w:tc>
@@ -7732,6 +8327,20 @@
                 <w:sz w:val="17"/>
                 <w:shd w:val="clear" w:color="auto" w:fill="EEEEEE"/>
               </w:rPr>
+              <w:t>tools/coverage_check.py</w:t>
+            </w:r>
+            <w:r>
+              <w:rPr>
+                <w:sz w:val="18"/>
+              </w:rPr>
+              <w:t xml:space="preserve">, </w:t>
+            </w:r>
+            <w:r>
+              <w:rPr>
+                <w:rFonts w:ascii="Consolas" w:hAnsi="Consolas"/>
+                <w:sz w:val="17"/>
+                <w:shd w:val="clear" w:color="auto" w:fill="EEEEEE"/>
+              </w:rPr>
               <w:t>tools/embed_check.py</w:t>
             </w:r>
             <w:r>
@@ -7777,7 +8386,7 @@
               <w:rPr>
                 <w:sz w:val="18"/>
               </w:rPr>
-              <w:t>integration gate, publishing, site pages</w:t>
+              <w:t>teaching-coverage gate, integration gate, publishing, site pages</w:t>
             </w:r>
           </w:p>
         </w:tc>
